--- a/assignment.docx
+++ b/assignment.docx
@@ -380,7 +380,7 @@
           <w:r>
             <w:fldChar w:fldCharType="separate"/>
           </w:r>
-          <w:hyperlink w:anchor="_Toc231810465" w:history="1">
+          <w:hyperlink w:anchor="_Toc232085062" w:history="1">
             <w:r>
               <w:rPr>
                 <w:rStyle w:val="Hyperlink"/>
@@ -416,7 +416,7 @@
                 <w:noProof/>
                 <w:webHidden/>
               </w:rPr>
-              <w:instrText xml:space="preserve"> PAGEREF _Toc231810465 \h </w:instrText>
+              <w:instrText xml:space="preserve"> PAGEREF _Toc232085062 \h </w:instrText>
             </w:r>
             <w:r>
               <w:rPr>
@@ -461,7 +461,7 @@
               <w14:ligatures w14:val="none"/>
             </w:rPr>
           </w:pPr>
-          <w:hyperlink w:anchor="_Toc231810466" w:history="1">
+          <w:hyperlink w:anchor="_Toc232085063" w:history="1">
             <w:r>
               <w:rPr>
                 <w:rStyle w:val="Hyperlink"/>
@@ -488,7 +488,7 @@
                 <w:noProof/>
                 <w:webHidden/>
               </w:rPr>
-              <w:instrText xml:space="preserve"> PAGEREF _Toc231810466 \h </w:instrText>
+              <w:instrText xml:space="preserve"> PAGEREF _Toc232085063 \h </w:instrText>
             </w:r>
             <w:r>
               <w:rPr>
@@ -533,7 +533,7 @@
               <w14:ligatures w14:val="none"/>
             </w:rPr>
           </w:pPr>
-          <w:hyperlink w:anchor="_Toc231810467" w:history="1">
+          <w:hyperlink w:anchor="_Toc232085064" w:history="1">
             <w:r>
               <w:rPr>
                 <w:rStyle w:val="Hyperlink"/>
@@ -560,7 +560,7 @@
                 <w:noProof/>
                 <w:webHidden/>
               </w:rPr>
-              <w:instrText xml:space="preserve"> PAGEREF _Toc231810467 \h </w:instrText>
+              <w:instrText xml:space="preserve"> PAGEREF _Toc232085064 \h </w:instrText>
             </w:r>
             <w:r>
               <w:rPr>
@@ -605,30 +605,14 @@
               <w14:ligatures w14:val="none"/>
             </w:rPr>
           </w:pPr>
-          <w:hyperlink w:anchor="_Toc231810468" w:history="1">
+          <w:hyperlink w:anchor="_Toc232085065" w:history="1">
             <w:r>
               <w:rPr>
                 <w:rStyle w:val="Hyperlink"/>
                 <w:noProof/>
                 <w:lang w:val="en-US"/>
               </w:rPr>
-              <w:t xml:space="preserve">Week 2: </w:t>
-            </w:r>
-            <w:r>
-              <w:rPr>
-                <w:rStyle w:val="Hyperlink"/>
-                <w:noProof/>
-                <w:lang w:val="en-US"/>
-              </w:rPr>
-              <w:t xml:space="preserve">&amp;3 </w:t>
-            </w:r>
-            <w:r>
-              <w:rPr>
-                <w:rStyle w:val="Hyperlink"/>
-                <w:noProof/>
-                <w:lang w:val="en-US"/>
-              </w:rPr>
-              <w:t>Task</w:t>
+              <w:t>Week 2: Task</w:t>
             </w:r>
             <w:r>
               <w:rPr>
@@ -649,7 +633,7 @@
                 <w:noProof/>
                 <w:webHidden/>
               </w:rPr>
-              <w:instrText xml:space="preserve"> PAGEREF _Toc231810468 \h </w:instrText>
+              <w:instrText xml:space="preserve"> PAGEREF _Toc232085065 \h </w:instrText>
             </w:r>
             <w:r>
               <w:rPr>
@@ -694,7 +678,7 @@
               <w14:ligatures w14:val="none"/>
             </w:rPr>
           </w:pPr>
-          <w:hyperlink w:anchor="_Toc231810469" w:history="1">
+          <w:hyperlink w:anchor="_Toc232085066" w:history="1">
             <w:r>
               <w:rPr>
                 <w:rStyle w:val="Hyperlink"/>
@@ -721,7 +705,7 @@
                 <w:noProof/>
                 <w:webHidden/>
               </w:rPr>
-              <w:instrText xml:space="preserve"> PAGEREF _Toc231810469 \h </w:instrText>
+              <w:instrText xml:space="preserve"> PAGEREF _Toc232085066 \h </w:instrText>
             </w:r>
             <w:r>
               <w:rPr>
@@ -766,7 +750,7 @@
               <w14:ligatures w14:val="none"/>
             </w:rPr>
           </w:pPr>
-          <w:hyperlink w:anchor="_Toc231810470" w:history="1">
+          <w:hyperlink w:anchor="_Toc232085067" w:history="1">
             <w:r>
               <w:rPr>
                 <w:rStyle w:val="Hyperlink"/>
@@ -793,7 +777,7 @@
                 <w:noProof/>
                 <w:webHidden/>
               </w:rPr>
-              <w:instrText xml:space="preserve"> PAGEREF _Toc231810470 \h </w:instrText>
+              <w:instrText xml:space="preserve"> PAGEREF _Toc232085067 \h </w:instrText>
             </w:r>
             <w:r>
               <w:rPr>
@@ -838,7 +822,7 @@
               <w14:ligatures w14:val="none"/>
             </w:rPr>
           </w:pPr>
-          <w:hyperlink w:anchor="_Toc231810471" w:history="1">
+          <w:hyperlink w:anchor="_Toc232085068" w:history="1">
             <w:r>
               <w:rPr>
                 <w:rStyle w:val="Hyperlink"/>
@@ -865,7 +849,7 @@
                 <w:noProof/>
                 <w:webHidden/>
               </w:rPr>
-              <w:instrText xml:space="preserve"> PAGEREF _Toc231810471 \h </w:instrText>
+              <w:instrText xml:space="preserve"> PAGEREF _Toc232085068 \h </w:instrText>
             </w:r>
             <w:r>
               <w:rPr>
@@ -910,7 +894,7 @@
               <w14:ligatures w14:val="none"/>
             </w:rPr>
           </w:pPr>
-          <w:hyperlink w:anchor="_Toc231810472" w:history="1">
+          <w:hyperlink w:anchor="_Toc232085069" w:history="1">
             <w:r>
               <w:rPr>
                 <w:rStyle w:val="Hyperlink"/>
@@ -937,7 +921,7 @@
                 <w:noProof/>
                 <w:webHidden/>
               </w:rPr>
-              <w:instrText xml:space="preserve"> PAGEREF _Toc231810472 \h </w:instrText>
+              <w:instrText xml:space="preserve"> PAGEREF _Toc232085069 \h </w:instrText>
             </w:r>
             <w:r>
               <w:rPr>
@@ -982,7 +966,7 @@
               <w14:ligatures w14:val="none"/>
             </w:rPr>
           </w:pPr>
-          <w:hyperlink w:anchor="_Toc231810473" w:history="1">
+          <w:hyperlink w:anchor="_Toc232085070" w:history="1">
             <w:r>
               <w:rPr>
                 <w:rStyle w:val="Hyperlink"/>
@@ -1009,7 +993,7 @@
                 <w:noProof/>
                 <w:webHidden/>
               </w:rPr>
-              <w:instrText xml:space="preserve"> PAGEREF _Toc231810473 \h </w:instrText>
+              <w:instrText xml:space="preserve"> PAGEREF _Toc232085070 \h </w:instrText>
             </w:r>
             <w:r>
               <w:rPr>
@@ -1030,6 +1014,439 @@
                 <w:webHidden/>
               </w:rPr>
               <w:t>9</w:t>
+            </w:r>
+            <w:r>
+              <w:rPr>
+                <w:noProof/>
+                <w:webHidden/>
+              </w:rPr>
+              <w:fldChar w:fldCharType="end"/>
+            </w:r>
+          </w:hyperlink>
+        </w:p>
+        <w:p>
+          <w:pPr>
+            <w:pStyle w:val="TOC1"/>
+            <w:tabs>
+              <w:tab w:val="right" w:leader="dot" w:pos="9016"/>
+            </w:tabs>
+            <w:rPr>
+              <w:rFonts w:eastAsiaTheme="minorEastAsia"/>
+              <w:noProof/>
+              <w:kern w:val="0"/>
+              <w:lang w:val="en-KE" w:eastAsia="en-KE"/>
+              <w14:ligatures w14:val="none"/>
+            </w:rPr>
+          </w:pPr>
+          <w:hyperlink w:anchor="_Toc232085071" w:history="1">
+            <w:r>
+              <w:rPr>
+                <w:rStyle w:val="Hyperlink"/>
+                <w:noProof/>
+                <w:lang w:val="en-US"/>
+              </w:rPr>
+              <w:t>Week 3: Practical Demonstrations</w:t>
+            </w:r>
+            <w:r>
+              <w:rPr>
+                <w:noProof/>
+                <w:webHidden/>
+              </w:rPr>
+              <w:tab/>
+            </w:r>
+            <w:r>
+              <w:rPr>
+                <w:noProof/>
+                <w:webHidden/>
+              </w:rPr>
+              <w:fldChar w:fldCharType="begin"/>
+            </w:r>
+            <w:r>
+              <w:rPr>
+                <w:noProof/>
+                <w:webHidden/>
+              </w:rPr>
+              <w:instrText xml:space="preserve"> PAGEREF _Toc232085071 \h </w:instrText>
+            </w:r>
+            <w:r>
+              <w:rPr>
+                <w:noProof/>
+                <w:webHidden/>
+              </w:rPr>
+            </w:r>
+            <w:r>
+              <w:rPr>
+                <w:noProof/>
+                <w:webHidden/>
+              </w:rPr>
+              <w:fldChar w:fldCharType="separate"/>
+            </w:r>
+            <w:r>
+              <w:rPr>
+                <w:noProof/>
+                <w:webHidden/>
+              </w:rPr>
+              <w:t>10</w:t>
+            </w:r>
+            <w:r>
+              <w:rPr>
+                <w:noProof/>
+                <w:webHidden/>
+              </w:rPr>
+              <w:fldChar w:fldCharType="end"/>
+            </w:r>
+          </w:hyperlink>
+        </w:p>
+        <w:p>
+          <w:pPr>
+            <w:pStyle w:val="TOC2"/>
+            <w:tabs>
+              <w:tab w:val="right" w:leader="dot" w:pos="9016"/>
+            </w:tabs>
+            <w:rPr>
+              <w:rFonts w:eastAsiaTheme="minorEastAsia"/>
+              <w:noProof/>
+              <w:kern w:val="0"/>
+              <w:lang w:val="en-KE" w:eastAsia="en-KE"/>
+              <w14:ligatures w14:val="none"/>
+            </w:rPr>
+          </w:pPr>
+          <w:hyperlink w:anchor="_Toc232085072" w:history="1">
+            <w:r>
+              <w:rPr>
+                <w:rStyle w:val="Hyperlink"/>
+                <w:noProof/>
+              </w:rPr>
+              <w:t>Demonstration 1: Generate Binary Random Sequences</w:t>
+            </w:r>
+            <w:r>
+              <w:rPr>
+                <w:noProof/>
+                <w:webHidden/>
+              </w:rPr>
+              <w:tab/>
+            </w:r>
+            <w:r>
+              <w:rPr>
+                <w:noProof/>
+                <w:webHidden/>
+              </w:rPr>
+              <w:fldChar w:fldCharType="begin"/>
+            </w:r>
+            <w:r>
+              <w:rPr>
+                <w:noProof/>
+                <w:webHidden/>
+              </w:rPr>
+              <w:instrText xml:space="preserve"> PAGEREF _Toc232085072 \h </w:instrText>
+            </w:r>
+            <w:r>
+              <w:rPr>
+                <w:noProof/>
+                <w:webHidden/>
+              </w:rPr>
+            </w:r>
+            <w:r>
+              <w:rPr>
+                <w:noProof/>
+                <w:webHidden/>
+              </w:rPr>
+              <w:fldChar w:fldCharType="separate"/>
+            </w:r>
+            <w:r>
+              <w:rPr>
+                <w:noProof/>
+                <w:webHidden/>
+              </w:rPr>
+              <w:t>10</w:t>
+            </w:r>
+            <w:r>
+              <w:rPr>
+                <w:noProof/>
+                <w:webHidden/>
+              </w:rPr>
+              <w:fldChar w:fldCharType="end"/>
+            </w:r>
+          </w:hyperlink>
+        </w:p>
+        <w:p>
+          <w:pPr>
+            <w:pStyle w:val="TOC2"/>
+            <w:tabs>
+              <w:tab w:val="right" w:leader="dot" w:pos="9016"/>
+            </w:tabs>
+            <w:rPr>
+              <w:rFonts w:eastAsiaTheme="minorEastAsia"/>
+              <w:noProof/>
+              <w:kern w:val="0"/>
+              <w:lang w:val="en-KE" w:eastAsia="en-KE"/>
+              <w14:ligatures w14:val="none"/>
+            </w:rPr>
+          </w:pPr>
+          <w:hyperlink w:anchor="_Toc232085073" w:history="1">
+            <w:r>
+              <w:rPr>
+                <w:rStyle w:val="Hyperlink"/>
+                <w:noProof/>
+              </w:rPr>
+              <w:t>Demonstration Frequency’s Testing</w:t>
+            </w:r>
+            <w:r>
+              <w:rPr>
+                <w:noProof/>
+                <w:webHidden/>
+              </w:rPr>
+              <w:tab/>
+            </w:r>
+            <w:r>
+              <w:rPr>
+                <w:noProof/>
+                <w:webHidden/>
+              </w:rPr>
+              <w:fldChar w:fldCharType="begin"/>
+            </w:r>
+            <w:r>
+              <w:rPr>
+                <w:noProof/>
+                <w:webHidden/>
+              </w:rPr>
+              <w:instrText xml:space="preserve"> PAGEREF _Toc232085073 \h </w:instrText>
+            </w:r>
+            <w:r>
+              <w:rPr>
+                <w:noProof/>
+                <w:webHidden/>
+              </w:rPr>
+            </w:r>
+            <w:r>
+              <w:rPr>
+                <w:noProof/>
+                <w:webHidden/>
+              </w:rPr>
+              <w:fldChar w:fldCharType="separate"/>
+            </w:r>
+            <w:r>
+              <w:rPr>
+                <w:noProof/>
+                <w:webHidden/>
+              </w:rPr>
+              <w:t>10</w:t>
+            </w:r>
+            <w:r>
+              <w:rPr>
+                <w:noProof/>
+                <w:webHidden/>
+              </w:rPr>
+              <w:fldChar w:fldCharType="end"/>
+            </w:r>
+          </w:hyperlink>
+        </w:p>
+        <w:p>
+          <w:pPr>
+            <w:pStyle w:val="TOC2"/>
+            <w:tabs>
+              <w:tab w:val="right" w:leader="dot" w:pos="9016"/>
+            </w:tabs>
+            <w:rPr>
+              <w:rFonts w:eastAsiaTheme="minorEastAsia"/>
+              <w:noProof/>
+              <w:kern w:val="0"/>
+              <w:lang w:val="en-KE" w:eastAsia="en-KE"/>
+              <w14:ligatures w14:val="none"/>
+            </w:rPr>
+          </w:pPr>
+          <w:hyperlink w:anchor="_Toc232085074" w:history="1">
+            <w:r>
+              <w:rPr>
+                <w:rStyle w:val="Hyperlink"/>
+                <w:noProof/>
+              </w:rPr>
+              <w:t>Demonstration Run Testing</w:t>
+            </w:r>
+            <w:r>
+              <w:rPr>
+                <w:noProof/>
+                <w:webHidden/>
+              </w:rPr>
+              <w:tab/>
+            </w:r>
+            <w:r>
+              <w:rPr>
+                <w:noProof/>
+                <w:webHidden/>
+              </w:rPr>
+              <w:fldChar w:fldCharType="begin"/>
+            </w:r>
+            <w:r>
+              <w:rPr>
+                <w:noProof/>
+                <w:webHidden/>
+              </w:rPr>
+              <w:instrText xml:space="preserve"> PAGEREF _Toc232085074 \h </w:instrText>
+            </w:r>
+            <w:r>
+              <w:rPr>
+                <w:noProof/>
+                <w:webHidden/>
+              </w:rPr>
+            </w:r>
+            <w:r>
+              <w:rPr>
+                <w:noProof/>
+                <w:webHidden/>
+              </w:rPr>
+              <w:fldChar w:fldCharType="separate"/>
+            </w:r>
+            <w:r>
+              <w:rPr>
+                <w:noProof/>
+                <w:webHidden/>
+              </w:rPr>
+              <w:t>11</w:t>
+            </w:r>
+            <w:r>
+              <w:rPr>
+                <w:noProof/>
+                <w:webHidden/>
+              </w:rPr>
+              <w:fldChar w:fldCharType="end"/>
+            </w:r>
+          </w:hyperlink>
+        </w:p>
+        <w:p>
+          <w:pPr>
+            <w:pStyle w:val="TOC2"/>
+            <w:tabs>
+              <w:tab w:val="right" w:leader="dot" w:pos="9016"/>
+            </w:tabs>
+            <w:rPr>
+              <w:rFonts w:eastAsiaTheme="minorEastAsia"/>
+              <w:noProof/>
+              <w:kern w:val="0"/>
+              <w:lang w:val="en-KE" w:eastAsia="en-KE"/>
+              <w14:ligatures w14:val="none"/>
+            </w:rPr>
+          </w:pPr>
+          <w:hyperlink w:anchor="_Toc232085075" w:history="1">
+            <w:r>
+              <w:rPr>
+                <w:rStyle w:val="Hyperlink"/>
+                <w:noProof/>
+              </w:rPr>
+              <w:t>Demonstration Menu Testing</w:t>
+            </w:r>
+            <w:r>
+              <w:rPr>
+                <w:noProof/>
+                <w:webHidden/>
+              </w:rPr>
+              <w:tab/>
+            </w:r>
+            <w:r>
+              <w:rPr>
+                <w:noProof/>
+                <w:webHidden/>
+              </w:rPr>
+              <w:fldChar w:fldCharType="begin"/>
+            </w:r>
+            <w:r>
+              <w:rPr>
+                <w:noProof/>
+                <w:webHidden/>
+              </w:rPr>
+              <w:instrText xml:space="preserve"> PAGEREF _Toc232085075 \h </w:instrText>
+            </w:r>
+            <w:r>
+              <w:rPr>
+                <w:noProof/>
+                <w:webHidden/>
+              </w:rPr>
+            </w:r>
+            <w:r>
+              <w:rPr>
+                <w:noProof/>
+                <w:webHidden/>
+              </w:rPr>
+              <w:fldChar w:fldCharType="separate"/>
+            </w:r>
+            <w:r>
+              <w:rPr>
+                <w:noProof/>
+                <w:webHidden/>
+              </w:rPr>
+              <w:t>12</w:t>
+            </w:r>
+            <w:r>
+              <w:rPr>
+                <w:noProof/>
+                <w:webHidden/>
+              </w:rPr>
+              <w:fldChar w:fldCharType="end"/>
+            </w:r>
+          </w:hyperlink>
+        </w:p>
+        <w:p>
+          <w:pPr>
+            <w:pStyle w:val="TOC2"/>
+            <w:tabs>
+              <w:tab w:val="right" w:leader="dot" w:pos="9016"/>
+            </w:tabs>
+            <w:rPr>
+              <w:rFonts w:eastAsiaTheme="minorEastAsia"/>
+              <w:noProof/>
+              <w:kern w:val="0"/>
+              <w:lang w:val="en-KE" w:eastAsia="en-KE"/>
+              <w14:ligatures w14:val="none"/>
+            </w:rPr>
+          </w:pPr>
+          <w:hyperlink w:anchor="_Toc232085076" w:history="1">
+            <w:r>
+              <w:rPr>
+                <w:rStyle w:val="Hyperlink"/>
+                <w:noProof/>
+              </w:rPr>
+              <w:t>Random Testing System</w:t>
+            </w:r>
+            <w:r>
+              <w:rPr>
+                <w:noProof/>
+                <w:webHidden/>
+              </w:rPr>
+              <w:tab/>
+            </w:r>
+            <w:r>
+              <w:rPr>
+                <w:noProof/>
+                <w:webHidden/>
+              </w:rPr>
+              <w:fldChar w:fldCharType="begin"/>
+            </w:r>
+            <w:r>
+              <w:rPr>
+                <w:noProof/>
+                <w:webHidden/>
+              </w:rPr>
+              <w:instrText xml:space="preserve"> PAGEREF _Toc232085076 \h </w:instrText>
+            </w:r>
+            <w:r>
+              <w:rPr>
+                <w:noProof/>
+                <w:webHidden/>
+              </w:rPr>
+            </w:r>
+            <w:r>
+              <w:rPr>
+                <w:noProof/>
+                <w:webHidden/>
+              </w:rPr>
+              <w:fldChar w:fldCharType="separate"/>
+            </w:r>
+            <w:r>
+              <w:rPr>
+                <w:noProof/>
+                <w:webHidden/>
+              </w:rPr>
+              <w:t>13</w:t>
             </w:r>
             <w:r>
               <w:rPr>
@@ -1061,8 +1478,6 @@
           <w:lang w:val="en-US"/>
         </w:rPr>
       </w:pPr>
-      <w:bookmarkStart w:id="2" w:name="_GoBack"/>
-      <w:bookmarkEnd w:id="2"/>
     </w:p>
     <w:p>
       <w:pPr>
@@ -1073,6 +1488,8 @@
           <w:lang w:val="en-US"/>
         </w:rPr>
       </w:pPr>
+      <w:bookmarkStart w:id="2" w:name="_GoBack"/>
+      <w:bookmarkEnd w:id="2"/>
       <w:r>
         <w:rPr>
           <w:b/>
@@ -1100,7 +1517,7 @@
           <w:rFonts w:eastAsia="Times New Roman"/>
         </w:rPr>
       </w:pPr>
-      <w:bookmarkStart w:id="3" w:name="_Toc231810465"/>
+      <w:bookmarkStart w:id="3" w:name="_Toc232085062"/>
       <w:r>
         <w:rPr>
           <w:lang w:val="en-US"/>
@@ -1119,7 +1536,7 @@
       <w:pPr>
         <w:pStyle w:val="Heading2"/>
       </w:pPr>
-      <w:bookmarkStart w:id="4" w:name="_Toc231810466"/>
+      <w:bookmarkStart w:id="4" w:name="_Toc232085063"/>
       <w:r>
         <w:t>Classical Cipher Simulator Demonstration</w:t>
       </w:r>
@@ -1563,7 +1980,6 @@
       <w:proofErr w:type="spellStart"/>
       <w:r>
         <w:rPr>
-          <w:b/>
           <w:bCs/>
         </w:rPr>
         <w:t>Vigenère</w:t>
@@ -1571,7 +1987,6 @@
       <w:proofErr w:type="spellEnd"/>
       <w:r>
         <w:rPr>
-          <w:b/>
           <w:bCs/>
           <w:lang w:val="en-US"/>
         </w:rPr>
@@ -1861,7 +2276,7 @@
       <w:pPr>
         <w:pStyle w:val="Heading2"/>
       </w:pPr>
-      <w:bookmarkStart w:id="5" w:name="_Toc231810467"/>
+      <w:bookmarkStart w:id="5" w:name="_Toc232085064"/>
       <w:r>
         <w:t>Weaknesses</w:t>
       </w:r>
@@ -1985,7 +2400,7 @@
           <w:lang w:val="en-US"/>
         </w:rPr>
       </w:pPr>
-      <w:bookmarkStart w:id="6" w:name="_Toc231810468"/>
+      <w:bookmarkStart w:id="6" w:name="_Toc232085065"/>
       <w:r>
         <w:rPr>
           <w:lang w:val="en-US"/>
@@ -1998,7 +2413,7 @@
       <w:pPr>
         <w:pStyle w:val="Heading2"/>
       </w:pPr>
-      <w:bookmarkStart w:id="7" w:name="_Toc231810469"/>
+      <w:bookmarkStart w:id="7" w:name="_Toc232085066"/>
       <w:r>
         <w:t>Demonstration 1: Python Random Numbers</w:t>
       </w:r>
@@ -2152,7 +2567,7 @@
       <w:pPr>
         <w:pStyle w:val="Heading2"/>
       </w:pPr>
-      <w:bookmarkStart w:id="8" w:name="_Toc231810470"/>
+      <w:bookmarkStart w:id="8" w:name="_Toc232085067"/>
       <w:r>
         <w:t>Demonstration 2: Linear Congruential Generator (LCG)</w:t>
       </w:r>
@@ -2348,7 +2763,7 @@
       <w:pPr>
         <w:pStyle w:val="Heading2"/>
       </w:pPr>
-      <w:bookmarkStart w:id="9" w:name="_Toc231810471"/>
+      <w:bookmarkStart w:id="9" w:name="_Toc232085068"/>
       <w:r>
         <w:t>Demonstration 3: XOR Stream Cipher</w:t>
       </w:r>
@@ -2591,7 +3006,7 @@
       <w:pPr>
         <w:pStyle w:val="Heading2"/>
       </w:pPr>
-      <w:bookmarkStart w:id="10" w:name="_Toc231810472"/>
+      <w:bookmarkStart w:id="10" w:name="_Toc232085069"/>
       <w:r>
         <w:t>Demonstration 4: OTP Simulation</w:t>
       </w:r>
@@ -2970,7 +3385,7 @@
           <w:lang w:val="en-US"/>
         </w:rPr>
       </w:pPr>
-      <w:bookmarkStart w:id="11" w:name="_Toc231810473"/>
+      <w:bookmarkStart w:id="11" w:name="_Toc232085070"/>
       <w:r>
         <w:t>Task 1: Modify XOR Program</w:t>
       </w:r>
@@ -3092,6 +3507,863 @@
           <w:lang w:val="en-US"/>
         </w:rPr>
       </w:pPr>
+    </w:p>
+    <w:p>
+      <w:pPr>
+        <w:rPr>
+          <w:lang w:val="en-US"/>
+        </w:rPr>
+      </w:pPr>
+    </w:p>
+    <w:p>
+      <w:pPr>
+        <w:rPr>
+          <w:lang w:val="en-US"/>
+        </w:rPr>
+      </w:pPr>
+    </w:p>
+    <w:p>
+      <w:pPr>
+        <w:rPr>
+          <w:lang w:val="en-US"/>
+        </w:rPr>
+      </w:pPr>
+    </w:p>
+    <w:p>
+      <w:pPr>
+        <w:rPr>
+          <w:lang w:val="en-US"/>
+        </w:rPr>
+      </w:pPr>
+    </w:p>
+    <w:p>
+      <w:pPr>
+        <w:rPr>
+          <w:lang w:val="en-US"/>
+        </w:rPr>
+      </w:pPr>
+    </w:p>
+    <w:p>
+      <w:pPr>
+        <w:rPr>
+          <w:lang w:val="en-US"/>
+        </w:rPr>
+      </w:pPr>
+    </w:p>
+    <w:p>
+      <w:pPr>
+        <w:rPr>
+          <w:lang w:val="en-US"/>
+        </w:rPr>
+      </w:pPr>
+    </w:p>
+    <w:p>
+      <w:pPr>
+        <w:pStyle w:val="Heading1"/>
+        <w:rPr>
+          <w:lang w:val="en-US"/>
+        </w:rPr>
+      </w:pPr>
+      <w:bookmarkStart w:id="12" w:name="_Toc232085071"/>
+      <w:r>
+        <w:rPr>
+          <w:lang w:val="en-US"/>
+        </w:rPr>
+        <w:t>Week 3:</w:t>
+      </w:r>
+      <w:r>
+        <w:rPr>
+          <w:lang w:val="en-US"/>
+        </w:rPr>
+        <w:t xml:space="preserve"> Practical Demonstrations</w:t>
+      </w:r>
+      <w:bookmarkEnd w:id="12"/>
+    </w:p>
+    <w:p>
+      <w:pPr>
+        <w:pStyle w:val="Heading2"/>
+      </w:pPr>
+      <w:bookmarkStart w:id="13" w:name="_Toc232085072"/>
+      <w:r>
+        <w:t>Demonstration 1: Generate Binary Random Sequences</w:t>
+      </w:r>
+      <w:bookmarkEnd w:id="13"/>
+    </w:p>
+    <w:p>
+      <w:pPr>
+        <w:rPr>
+          <w:lang w:val="en-US"/>
+        </w:rPr>
+      </w:pPr>
+      <w:r>
+        <w:rPr>
+          <w:noProof/>
+          <w:lang w:val="en-US"/>
+        </w:rPr>
+        <w:drawing>
+          <wp:inline distT="0" distB="0" distL="0" distR="0" wp14:anchorId="3FE06777" wp14:editId="123F5D01">
+            <wp:extent cx="5658640" cy="1609950"/>
+            <wp:effectExtent l="0" t="0" r="0" b="9525"/>
+            <wp:docPr id="1" name="Picture 1"/>
+            <wp:cNvGraphicFramePr>
+              <a:graphicFrameLocks xmlns:a="http://schemas.openxmlformats.org/drawingml/2006/main" noChangeAspect="1"/>
+            </wp:cNvGraphicFramePr>
+            <a:graphic xmlns:a="http://schemas.openxmlformats.org/drawingml/2006/main">
+              <a:graphicData uri="http://schemas.openxmlformats.org/drawingml/2006/picture">
+                <pic:pic xmlns:pic="http://schemas.openxmlformats.org/drawingml/2006/picture">
+                  <pic:nvPicPr>
+                    <pic:cNvPr id="1" name=""/>
+                    <pic:cNvPicPr/>
+                  </pic:nvPicPr>
+                  <pic:blipFill>
+                    <a:blip r:embed="rId23"/>
+                    <a:stretch>
+                      <a:fillRect/>
+                    </a:stretch>
+                  </pic:blipFill>
+                  <pic:spPr>
+                    <a:xfrm>
+                      <a:off x="0" y="0"/>
+                      <a:ext cx="5658640" cy="1609950"/>
+                    </a:xfrm>
+                    <a:prstGeom prst="rect">
+                      <a:avLst/>
+                    </a:prstGeom>
+                  </pic:spPr>
+                </pic:pic>
+              </a:graphicData>
+            </a:graphic>
+          </wp:inline>
+        </w:drawing>
+      </w:r>
+    </w:p>
+    <w:p>
+      <w:pPr>
+        <w:rPr>
+          <w:lang w:val="en-US"/>
+        </w:rPr>
+      </w:pPr>
+    </w:p>
+    <w:p>
+      <w:pPr>
+        <w:rPr>
+          <w:lang w:val="en-US"/>
+        </w:rPr>
+      </w:pPr>
+      <w:r>
+        <w:rPr>
+          <w:noProof/>
+          <w:lang w:val="en-US"/>
+        </w:rPr>
+        <w:drawing>
+          <wp:inline distT="0" distB="0" distL="0" distR="0" wp14:anchorId="40AD68CD" wp14:editId="29DB4CEA">
+            <wp:extent cx="5474335" cy="805815"/>
+            <wp:effectExtent l="0" t="0" r="0" b="0"/>
+            <wp:docPr id="13" name="Picture 13"/>
+            <wp:cNvGraphicFramePr>
+              <a:graphicFrameLocks xmlns:a="http://schemas.openxmlformats.org/drawingml/2006/main" noChangeAspect="1"/>
+            </wp:cNvGraphicFramePr>
+            <a:graphic xmlns:a="http://schemas.openxmlformats.org/drawingml/2006/main">
+              <a:graphicData uri="http://schemas.openxmlformats.org/drawingml/2006/picture">
+                <pic:pic xmlns:pic="http://schemas.openxmlformats.org/drawingml/2006/picture">
+                  <pic:nvPicPr>
+                    <pic:cNvPr id="1" name=""/>
+                    <pic:cNvPicPr/>
+                  </pic:nvPicPr>
+                  <pic:blipFill>
+                    <a:blip r:embed="rId24"/>
+                    <a:stretch>
+                      <a:fillRect/>
+                    </a:stretch>
+                  </pic:blipFill>
+                  <pic:spPr>
+                    <a:xfrm>
+                      <a:off x="0" y="0"/>
+                      <a:ext cx="5474335" cy="805815"/>
+                    </a:xfrm>
+                    <a:prstGeom prst="rect">
+                      <a:avLst/>
+                    </a:prstGeom>
+                  </pic:spPr>
+                </pic:pic>
+              </a:graphicData>
+            </a:graphic>
+          </wp:inline>
+        </w:drawing>
+      </w:r>
+    </w:p>
+    <w:p>
+      <w:pPr>
+        <w:rPr>
+          <w:lang w:val="en-US"/>
+        </w:rPr>
+      </w:pPr>
+    </w:p>
+    <w:p>
+      <w:pPr>
+        <w:pStyle w:val="Heading2"/>
+      </w:pPr>
+      <w:bookmarkStart w:id="14" w:name="_Toc232085073"/>
+      <w:r>
+        <w:t xml:space="preserve">Demonstration </w:t>
+      </w:r>
+      <w:r>
+        <w:t>Frequency’s Testing</w:t>
+      </w:r>
+      <w:bookmarkEnd w:id="14"/>
+    </w:p>
+    <w:p>
+      <w:pPr>
+        <w:rPr>
+          <w:bCs/>
+          <w:lang w:val="en-US"/>
+        </w:rPr>
+      </w:pPr>
+      <w:r>
+        <w:rPr>
+          <w:bCs/>
+          <w:noProof/>
+          <w:lang w:val="en-US"/>
+        </w:rPr>
+        <w:drawing>
+          <wp:inline distT="0" distB="0" distL="0" distR="0" wp14:anchorId="572067AA" wp14:editId="09F69E9D">
+            <wp:extent cx="5125165" cy="2867425"/>
+            <wp:effectExtent l="0" t="0" r="0" b="9525"/>
+            <wp:docPr id="16" name="Picture 16"/>
+            <wp:cNvGraphicFramePr>
+              <a:graphicFrameLocks xmlns:a="http://schemas.openxmlformats.org/drawingml/2006/main" noChangeAspect="1"/>
+            </wp:cNvGraphicFramePr>
+            <a:graphic xmlns:a="http://schemas.openxmlformats.org/drawingml/2006/main">
+              <a:graphicData uri="http://schemas.openxmlformats.org/drawingml/2006/picture">
+                <pic:pic xmlns:pic="http://schemas.openxmlformats.org/drawingml/2006/picture">
+                  <pic:nvPicPr>
+                    <pic:cNvPr id="1" name=""/>
+                    <pic:cNvPicPr/>
+                  </pic:nvPicPr>
+                  <pic:blipFill>
+                    <a:blip r:embed="rId25"/>
+                    <a:stretch>
+                      <a:fillRect/>
+                    </a:stretch>
+                  </pic:blipFill>
+                  <pic:spPr>
+                    <a:xfrm>
+                      <a:off x="0" y="0"/>
+                      <a:ext cx="5125165" cy="2867425"/>
+                    </a:xfrm>
+                    <a:prstGeom prst="rect">
+                      <a:avLst/>
+                    </a:prstGeom>
+                  </pic:spPr>
+                </pic:pic>
+              </a:graphicData>
+            </a:graphic>
+          </wp:inline>
+        </w:drawing>
+      </w:r>
+    </w:p>
+    <w:p>
+      <w:pPr>
+        <w:rPr>
+          <w:lang w:val="en-US"/>
+        </w:rPr>
+      </w:pPr>
+    </w:p>
+    <w:p>
+      <w:pPr>
+        <w:rPr>
+          <w:lang w:val="en-US"/>
+        </w:rPr>
+      </w:pPr>
+      <w:r>
+        <w:rPr>
+          <w:noProof/>
+          <w:lang w:val="en-US"/>
+        </w:rPr>
+        <w:drawing>
+          <wp:inline distT="0" distB="0" distL="0" distR="0" wp14:anchorId="6424AA02" wp14:editId="1A7D680D">
+            <wp:extent cx="4124901" cy="962159"/>
+            <wp:effectExtent l="0" t="0" r="9525" b="9525"/>
+            <wp:docPr id="17" name="Picture 17"/>
+            <wp:cNvGraphicFramePr>
+              <a:graphicFrameLocks xmlns:a="http://schemas.openxmlformats.org/drawingml/2006/main" noChangeAspect="1"/>
+            </wp:cNvGraphicFramePr>
+            <a:graphic xmlns:a="http://schemas.openxmlformats.org/drawingml/2006/main">
+              <a:graphicData uri="http://schemas.openxmlformats.org/drawingml/2006/picture">
+                <pic:pic xmlns:pic="http://schemas.openxmlformats.org/drawingml/2006/picture">
+                  <pic:nvPicPr>
+                    <pic:cNvPr id="1" name=""/>
+                    <pic:cNvPicPr/>
+                  </pic:nvPicPr>
+                  <pic:blipFill>
+                    <a:blip r:embed="rId26"/>
+                    <a:stretch>
+                      <a:fillRect/>
+                    </a:stretch>
+                  </pic:blipFill>
+                  <pic:spPr>
+                    <a:xfrm>
+                      <a:off x="0" y="0"/>
+                      <a:ext cx="4124901" cy="962159"/>
+                    </a:xfrm>
+                    <a:prstGeom prst="rect">
+                      <a:avLst/>
+                    </a:prstGeom>
+                  </pic:spPr>
+                </pic:pic>
+              </a:graphicData>
+            </a:graphic>
+          </wp:inline>
+        </w:drawing>
+      </w:r>
+    </w:p>
+    <w:p>
+      <w:pPr>
+        <w:rPr>
+          <w:lang w:val="en-US"/>
+        </w:rPr>
+      </w:pPr>
+    </w:p>
+    <w:p>
+      <w:pPr>
+        <w:pStyle w:val="Heading2"/>
+      </w:pPr>
+      <w:bookmarkStart w:id="15" w:name="_Toc232085074"/>
+      <w:r>
+        <w:t xml:space="preserve">Demonstration </w:t>
+      </w:r>
+      <w:r>
+        <w:t>Run Testing</w:t>
+      </w:r>
+      <w:bookmarkEnd w:id="15"/>
+    </w:p>
+    <w:p>
+      <w:pPr>
+        <w:rPr>
+          <w:lang w:val="en-US"/>
+        </w:rPr>
+      </w:pPr>
+      <w:r>
+        <w:rPr>
+          <w:noProof/>
+          <w:lang w:val="en-US"/>
+        </w:rPr>
+        <w:drawing>
+          <wp:inline distT="0" distB="0" distL="0" distR="0" wp14:anchorId="7EDA57CC" wp14:editId="7303ABD6">
+            <wp:extent cx="5001323" cy="3086531"/>
+            <wp:effectExtent l="0" t="0" r="8890" b="0"/>
+            <wp:docPr id="18" name="Picture 18"/>
+            <wp:cNvGraphicFramePr>
+              <a:graphicFrameLocks xmlns:a="http://schemas.openxmlformats.org/drawingml/2006/main" noChangeAspect="1"/>
+            </wp:cNvGraphicFramePr>
+            <a:graphic xmlns:a="http://schemas.openxmlformats.org/drawingml/2006/main">
+              <a:graphicData uri="http://schemas.openxmlformats.org/drawingml/2006/picture">
+                <pic:pic xmlns:pic="http://schemas.openxmlformats.org/drawingml/2006/picture">
+                  <pic:nvPicPr>
+                    <pic:cNvPr id="1" name=""/>
+                    <pic:cNvPicPr/>
+                  </pic:nvPicPr>
+                  <pic:blipFill>
+                    <a:blip r:embed="rId27"/>
+                    <a:stretch>
+                      <a:fillRect/>
+                    </a:stretch>
+                  </pic:blipFill>
+                  <pic:spPr>
+                    <a:xfrm>
+                      <a:off x="0" y="0"/>
+                      <a:ext cx="5001323" cy="3086531"/>
+                    </a:xfrm>
+                    <a:prstGeom prst="rect">
+                      <a:avLst/>
+                    </a:prstGeom>
+                  </pic:spPr>
+                </pic:pic>
+              </a:graphicData>
+            </a:graphic>
+          </wp:inline>
+        </w:drawing>
+      </w:r>
+    </w:p>
+    <w:p>
+      <w:pPr>
+        <w:rPr>
+          <w:lang w:val="en-US"/>
+        </w:rPr>
+      </w:pPr>
+    </w:p>
+    <w:p>
+      <w:pPr>
+        <w:rPr>
+          <w:lang w:val="en-US"/>
+        </w:rPr>
+      </w:pPr>
+      <w:r>
+        <w:rPr>
+          <w:noProof/>
+          <w:lang w:val="en-US"/>
+        </w:rPr>
+        <w:drawing>
+          <wp:inline distT="0" distB="0" distL="0" distR="0" wp14:anchorId="708F5B15" wp14:editId="68A4DE98">
+            <wp:extent cx="4372585" cy="1076475"/>
+            <wp:effectExtent l="0" t="0" r="9525" b="9525"/>
+            <wp:docPr id="19" name="Picture 19"/>
+            <wp:cNvGraphicFramePr>
+              <a:graphicFrameLocks xmlns:a="http://schemas.openxmlformats.org/drawingml/2006/main" noChangeAspect="1"/>
+            </wp:cNvGraphicFramePr>
+            <a:graphic xmlns:a="http://schemas.openxmlformats.org/drawingml/2006/main">
+              <a:graphicData uri="http://schemas.openxmlformats.org/drawingml/2006/picture">
+                <pic:pic xmlns:pic="http://schemas.openxmlformats.org/drawingml/2006/picture">
+                  <pic:nvPicPr>
+                    <pic:cNvPr id="1" name=""/>
+                    <pic:cNvPicPr/>
+                  </pic:nvPicPr>
+                  <pic:blipFill>
+                    <a:blip r:embed="rId28"/>
+                    <a:stretch>
+                      <a:fillRect/>
+                    </a:stretch>
+                  </pic:blipFill>
+                  <pic:spPr>
+                    <a:xfrm>
+                      <a:off x="0" y="0"/>
+                      <a:ext cx="4372585" cy="1076475"/>
+                    </a:xfrm>
+                    <a:prstGeom prst="rect">
+                      <a:avLst/>
+                    </a:prstGeom>
+                  </pic:spPr>
+                </pic:pic>
+              </a:graphicData>
+            </a:graphic>
+          </wp:inline>
+        </w:drawing>
+      </w:r>
+    </w:p>
+    <w:p>
+      <w:pPr>
+        <w:rPr>
+          <w:lang w:val="en-US"/>
+        </w:rPr>
+      </w:pPr>
+    </w:p>
+    <w:p>
+      <w:pPr>
+        <w:rPr>
+          <w:sz w:val="28"/>
+          <w:szCs w:val="28"/>
+          <w:lang w:val="en-US"/>
+        </w:rPr>
+      </w:pPr>
+    </w:p>
+    <w:p>
+      <w:pPr>
+        <w:rPr>
+          <w:sz w:val="28"/>
+          <w:szCs w:val="28"/>
+          <w:lang w:val="en-US"/>
+        </w:rPr>
+      </w:pPr>
+    </w:p>
+    <w:p>
+      <w:pPr>
+        <w:rPr>
+          <w:sz w:val="28"/>
+          <w:szCs w:val="28"/>
+          <w:lang w:val="en-US"/>
+        </w:rPr>
+      </w:pPr>
+    </w:p>
+    <w:p>
+      <w:pPr>
+        <w:rPr>
+          <w:sz w:val="28"/>
+          <w:szCs w:val="28"/>
+          <w:lang w:val="en-US"/>
+        </w:rPr>
+      </w:pPr>
+    </w:p>
+    <w:p>
+      <w:pPr>
+        <w:rPr>
+          <w:sz w:val="28"/>
+          <w:szCs w:val="28"/>
+          <w:lang w:val="en-US"/>
+        </w:rPr>
+      </w:pPr>
+    </w:p>
+    <w:p>
+      <w:pPr>
+        <w:pStyle w:val="Heading2"/>
+      </w:pPr>
+      <w:bookmarkStart w:id="16" w:name="_Toc232085075"/>
+      <w:r>
+        <w:t>Demonstration Menu Testing</w:t>
+      </w:r>
+      <w:bookmarkEnd w:id="16"/>
+    </w:p>
+    <w:p>
+      <w:pPr>
+        <w:rPr>
+          <w:lang w:val="en-US"/>
+        </w:rPr>
+      </w:pPr>
+      <w:r>
+        <w:rPr>
+          <w:noProof/>
+          <w:lang w:val="en-US"/>
+        </w:rPr>
+        <w:drawing>
+          <wp:inline distT="0" distB="0" distL="0" distR="0" wp14:anchorId="1E0F6E85" wp14:editId="1318CEB7">
+            <wp:extent cx="5731510" cy="2619375"/>
+            <wp:effectExtent l="0" t="0" r="2540" b="9525"/>
+            <wp:docPr id="20" name="Picture 20"/>
+            <wp:cNvGraphicFramePr>
+              <a:graphicFrameLocks xmlns:a="http://schemas.openxmlformats.org/drawingml/2006/main" noChangeAspect="1"/>
+            </wp:cNvGraphicFramePr>
+            <a:graphic xmlns:a="http://schemas.openxmlformats.org/drawingml/2006/main">
+              <a:graphicData uri="http://schemas.openxmlformats.org/drawingml/2006/picture">
+                <pic:pic xmlns:pic="http://schemas.openxmlformats.org/drawingml/2006/picture">
+                  <pic:nvPicPr>
+                    <pic:cNvPr id="1" name=""/>
+                    <pic:cNvPicPr/>
+                  </pic:nvPicPr>
+                  <pic:blipFill>
+                    <a:blip r:embed="rId29"/>
+                    <a:stretch>
+                      <a:fillRect/>
+                    </a:stretch>
+                  </pic:blipFill>
+                  <pic:spPr>
+                    <a:xfrm>
+                      <a:off x="0" y="0"/>
+                      <a:ext cx="5731510" cy="2619375"/>
+                    </a:xfrm>
+                    <a:prstGeom prst="rect">
+                      <a:avLst/>
+                    </a:prstGeom>
+                  </pic:spPr>
+                </pic:pic>
+              </a:graphicData>
+            </a:graphic>
+          </wp:inline>
+        </w:drawing>
+      </w:r>
+    </w:p>
+    <w:p>
+      <w:pPr>
+        <w:rPr>
+          <w:lang w:val="en-US"/>
+        </w:rPr>
+      </w:pPr>
+      <w:r>
+        <w:rPr>
+          <w:noProof/>
+          <w:lang w:val="en-US"/>
+        </w:rPr>
+        <w:drawing>
+          <wp:anchor distT="0" distB="0" distL="114300" distR="114300" simplePos="0" relativeHeight="251658240" behindDoc="0" locked="0" layoutInCell="1" allowOverlap="1" wp14:anchorId="6A44E96C">
+            <wp:simplePos x="914400" y="914400"/>
+            <wp:positionH relativeFrom="column">
+              <wp:align>left</wp:align>
+            </wp:positionH>
+            <wp:positionV relativeFrom="paragraph">
+              <wp:align>top</wp:align>
+            </wp:positionV>
+            <wp:extent cx="5048955" cy="1648055"/>
+            <wp:effectExtent l="0" t="0" r="0" b="9525"/>
+            <wp:wrapSquare wrapText="bothSides"/>
+            <wp:docPr id="21" name="Picture 21"/>
+            <wp:cNvGraphicFramePr>
+              <a:graphicFrameLocks xmlns:a="http://schemas.openxmlformats.org/drawingml/2006/main" noChangeAspect="1"/>
+            </wp:cNvGraphicFramePr>
+            <a:graphic xmlns:a="http://schemas.openxmlformats.org/drawingml/2006/main">
+              <a:graphicData uri="http://schemas.openxmlformats.org/drawingml/2006/picture">
+                <pic:pic xmlns:pic="http://schemas.openxmlformats.org/drawingml/2006/picture">
+                  <pic:nvPicPr>
+                    <pic:cNvPr id="1" name=""/>
+                    <pic:cNvPicPr/>
+                  </pic:nvPicPr>
+                  <pic:blipFill>
+                    <a:blip r:embed="rId30">
+                      <a:extLst>
+                        <a:ext uri="{28A0092B-C50C-407E-A947-70E740481C1C}">
+                          <a14:useLocalDpi xmlns:a14="http://schemas.microsoft.com/office/drawing/2010/main" val="0"/>
+                        </a:ext>
+                      </a:extLst>
+                    </a:blip>
+                    <a:stretch>
+                      <a:fillRect/>
+                    </a:stretch>
+                  </pic:blipFill>
+                  <pic:spPr>
+                    <a:xfrm>
+                      <a:off x="0" y="0"/>
+                      <a:ext cx="5048955" cy="1648055"/>
+                    </a:xfrm>
+                    <a:prstGeom prst="rect">
+                      <a:avLst/>
+                    </a:prstGeom>
+                  </pic:spPr>
+                </pic:pic>
+              </a:graphicData>
+            </a:graphic>
+          </wp:anchor>
+        </w:drawing>
+      </w:r>
+    </w:p>
+    <w:p>
+      <w:pPr>
+        <w:rPr>
+          <w:lang w:val="en-US"/>
+        </w:rPr>
+      </w:pPr>
+    </w:p>
+    <w:p>
+      <w:pPr>
+        <w:rPr>
+          <w:lang w:val="en-US"/>
+        </w:rPr>
+      </w:pPr>
+    </w:p>
+    <w:p>
+      <w:pPr>
+        <w:rPr>
+          <w:lang w:val="en-US"/>
+        </w:rPr>
+      </w:pPr>
+    </w:p>
+    <w:p>
+      <w:pPr>
+        <w:rPr>
+          <w:lang w:val="en-US"/>
+        </w:rPr>
+      </w:pPr>
+    </w:p>
+    <w:p>
+      <w:pPr>
+        <w:rPr>
+          <w:lang w:val="en-US"/>
+        </w:rPr>
+      </w:pPr>
+    </w:p>
+    <w:p>
+      <w:pPr>
+        <w:rPr>
+          <w:lang w:val="en-US"/>
+        </w:rPr>
+      </w:pPr>
+    </w:p>
+    <w:p>
+      <w:pPr>
+        <w:rPr>
+          <w:lang w:val="en-US"/>
+        </w:rPr>
+      </w:pPr>
+    </w:p>
+    <w:p>
+      <w:pPr>
+        <w:rPr>
+          <w:lang w:val="en-US"/>
+        </w:rPr>
+      </w:pPr>
+    </w:p>
+    <w:p>
+      <w:pPr>
+        <w:rPr>
+          <w:lang w:val="en-US"/>
+        </w:rPr>
+      </w:pPr>
+    </w:p>
+    <w:p>
+      <w:pPr>
+        <w:rPr>
+          <w:lang w:val="en-US"/>
+        </w:rPr>
+      </w:pPr>
+    </w:p>
+    <w:p>
+      <w:pPr>
+        <w:rPr>
+          <w:lang w:val="en-US"/>
+        </w:rPr>
+      </w:pPr>
+    </w:p>
+    <w:p>
+      <w:pPr>
+        <w:rPr>
+          <w:lang w:val="en-US"/>
+        </w:rPr>
+      </w:pPr>
+    </w:p>
+    <w:p>
+      <w:pPr>
+        <w:rPr>
+          <w:lang w:val="en-US"/>
+        </w:rPr>
+      </w:pPr>
+    </w:p>
+    <w:p>
+      <w:pPr>
+        <w:rPr>
+          <w:lang w:val="en-US"/>
+        </w:rPr>
+      </w:pPr>
+    </w:p>
+    <w:p>
+      <w:pPr>
+        <w:rPr>
+          <w:lang w:val="en-US"/>
+        </w:rPr>
+      </w:pPr>
+    </w:p>
+    <w:p>
+      <w:pPr>
+        <w:rPr>
+          <w:lang w:val="en-US"/>
+        </w:rPr>
+      </w:pPr>
+    </w:p>
+    <w:p>
+      <w:pPr>
+        <w:rPr>
+          <w:lang w:val="en-US"/>
+        </w:rPr>
+      </w:pPr>
+    </w:p>
+    <w:p>
+      <w:pPr>
+        <w:rPr>
+          <w:lang w:val="en-US"/>
+        </w:rPr>
+      </w:pPr>
+    </w:p>
+    <w:p>
+      <w:pPr>
+        <w:rPr>
+          <w:lang w:val="en-US"/>
+        </w:rPr>
+      </w:pPr>
+    </w:p>
+    <w:p>
+      <w:pPr>
+        <w:pStyle w:val="Heading2"/>
+      </w:pPr>
+      <w:bookmarkStart w:id="17" w:name="_Toc232085076"/>
+      <w:r>
+        <w:t>Random Testing System</w:t>
+      </w:r>
+      <w:bookmarkEnd w:id="17"/>
+    </w:p>
+    <w:p>
+      <w:pPr>
+        <w:rPr>
+          <w:b/>
+          <w:lang w:val="en-US"/>
+        </w:rPr>
+      </w:pPr>
+    </w:p>
+    <w:p>
+      <w:pPr>
+        <w:rPr>
+          <w:lang w:val="en-US"/>
+        </w:rPr>
+      </w:pPr>
+      <w:r>
+        <w:rPr>
+          <w:noProof/>
+          <w:lang w:val="en-US"/>
+        </w:rPr>
+        <w:drawing>
+          <wp:inline distT="0" distB="0" distL="0" distR="0" wp14:anchorId="17B27ADC" wp14:editId="6FB915AB">
+            <wp:extent cx="5731510" cy="5283200"/>
+            <wp:effectExtent l="0" t="0" r="2540" b="0"/>
+            <wp:docPr id="22" name="Picture 22"/>
+            <wp:cNvGraphicFramePr>
+              <a:graphicFrameLocks xmlns:a="http://schemas.openxmlformats.org/drawingml/2006/main" noChangeAspect="1"/>
+            </wp:cNvGraphicFramePr>
+            <a:graphic xmlns:a="http://schemas.openxmlformats.org/drawingml/2006/main">
+              <a:graphicData uri="http://schemas.openxmlformats.org/drawingml/2006/picture">
+                <pic:pic xmlns:pic="http://schemas.openxmlformats.org/drawingml/2006/picture">
+                  <pic:nvPicPr>
+                    <pic:cNvPr id="1" name=""/>
+                    <pic:cNvPicPr/>
+                  </pic:nvPicPr>
+                  <pic:blipFill>
+                    <a:blip r:embed="rId31"/>
+                    <a:stretch>
+                      <a:fillRect/>
+                    </a:stretch>
+                  </pic:blipFill>
+                  <pic:spPr>
+                    <a:xfrm>
+                      <a:off x="0" y="0"/>
+                      <a:ext cx="5731510" cy="5283200"/>
+                    </a:xfrm>
+                    <a:prstGeom prst="rect">
+                      <a:avLst/>
+                    </a:prstGeom>
+                  </pic:spPr>
+                </pic:pic>
+              </a:graphicData>
+            </a:graphic>
+          </wp:inline>
+        </w:drawing>
+      </w:r>
+    </w:p>
+    <w:p>
+      <w:pPr>
+        <w:rPr>
+          <w:lang w:val="en-US"/>
+        </w:rPr>
+      </w:pPr>
+      <w:r>
+        <w:rPr>
+          <w:lang w:val="en-US"/>
+        </w:rPr>
+        <w:br w:type="textWrapping" w:clear="all"/>
+      </w:r>
+      <w:r>
+        <w:rPr>
+          <w:noProof/>
+          <w:lang w:val="en-US"/>
+        </w:rPr>
+        <w:drawing>
+          <wp:inline distT="0" distB="0" distL="0" distR="0" wp14:anchorId="66FE6B49" wp14:editId="5EBB8941">
+            <wp:extent cx="5731510" cy="1405255"/>
+            <wp:effectExtent l="0" t="0" r="2540" b="4445"/>
+            <wp:docPr id="23" name="Picture 23"/>
+            <wp:cNvGraphicFramePr>
+              <a:graphicFrameLocks xmlns:a="http://schemas.openxmlformats.org/drawingml/2006/main" noChangeAspect="1"/>
+            </wp:cNvGraphicFramePr>
+            <a:graphic xmlns:a="http://schemas.openxmlformats.org/drawingml/2006/main">
+              <a:graphicData uri="http://schemas.openxmlformats.org/drawingml/2006/picture">
+                <pic:pic xmlns:pic="http://schemas.openxmlformats.org/drawingml/2006/picture">
+                  <pic:nvPicPr>
+                    <pic:cNvPr id="1" name=""/>
+                    <pic:cNvPicPr/>
+                  </pic:nvPicPr>
+                  <pic:blipFill>
+                    <a:blip r:embed="rId32"/>
+                    <a:stretch>
+                      <a:fillRect/>
+                    </a:stretch>
+                  </pic:blipFill>
+                  <pic:spPr>
+                    <a:xfrm>
+                      <a:off x="0" y="0"/>
+                      <a:ext cx="5731510" cy="1405255"/>
+                    </a:xfrm>
+                    <a:prstGeom prst="rect">
+                      <a:avLst/>
+                    </a:prstGeom>
+                  </pic:spPr>
+                </pic:pic>
+              </a:graphicData>
+            </a:graphic>
+          </wp:inline>
+        </w:drawing>
+      </w:r>
     </w:p>
     <w:sectPr>
       <w:pgSz w:w="11906" w:h="16838"/>
@@ -4437,7 +5709,7 @@
 </file>
 
 <file path=customXml/itemProps1.xml><?xml version="1.0" encoding="utf-8"?>
-<ds:datastoreItem xmlns:ds="http://schemas.openxmlformats.org/officeDocument/2006/customXml" ds:itemID="{E928A2F3-8E90-43EC-BB44-65E22EA3C86A}">
+<ds:datastoreItem xmlns:ds="http://schemas.openxmlformats.org/officeDocument/2006/customXml" ds:itemID="{07ACC51D-475E-479C-88CC-9DA7498F228A}">
   <ds:schemaRefs>
     <ds:schemaRef ds:uri="http://schemas.openxmlformats.org/officeDocument/2006/bibliography"/>
   </ds:schemaRefs>
